--- a/pr-preview/pr-354/chapters/teaching-tracked-changes.docx
+++ b/pr-preview/pr-354/chapters/teaching-tracked-changes.docx
@@ -26,7 +26,7 @@
       </w:pPr>
       <w:ins w:id="2" w:author="PR Preview" w:date="2026-01-01T00:00:00Z">
         <w:r>
-          <w:t xml:space="preserve">Last modified: 2026-10-26 00:41:12 (PDT)</w:t>
+          <w:t xml:space="preserve">Last modified: 2026-10-26 00:52:41 (PDT)</w:t>
         </w:r>
       </w:ins>
     </w:p>

--- a/pr-preview/pr-354/chapters/teaching-tracked-changes.docx
+++ b/pr-preview/pr-354/chapters/teaching-tracked-changes.docx
@@ -26,7 +26,7 @@
       </w:pPr>
       <w:ins w:id="2" w:author="PR Preview" w:date="2026-01-01T00:00:00Z">
         <w:r>
-          <w:t xml:space="preserve">Last modified: 2026-10-26 00:52:41 (PDT)</w:t>
+          <w:t xml:space="preserve">Last modified: 2026-10-26 01:03:10 (PDT)</w:t>
         </w:r>
       </w:ins>
     </w:p>
@@ -5452,19 +5452,359 @@
       </w:r>
     </w:p>
     <w:bookmarkEnd w:id="57"/>
-    <w:bookmarkStart w:id="58" w:name="talk-about-the-ideas-not-the-notes"/>
+    <w:bookmarkStart w:id="59" w:name="X5f21f12cbfc4e3df5e838110af4e52db506fec1"/>
     <w:p>
       <w:pPr>
         <w:pStyle w:val="Heading2"/>
       </w:pPr>
-      <w:r>
-        <w:t xml:space="preserve">20 Talk about the ideas, not the notes</w:t>
-      </w:r>
+      <w:del w:id="3" w:author="PR Preview" w:date="2026-01-01T00:00:00Z">
+        <w:r>
+          <w:delText xml:space="preserve">20 Talk about the ideas, not the notes</w:delText>
+        </w:r>
+      </w:del>
+    </w:p>
+    <w:p>
+      <w:pPr>
+        <w:pStyle w:val="Heading2"/>
+      </w:pPr>
+      <w:ins w:id="4" w:author="PR Preview" w:date="2026-01-01T00:00:00Z">
+        <w:r>
+          <w:t xml:space="preserve">20 Give each concept in a note sheet its own row</w:t>
+        </w:r>
+      </w:ins>
     </w:p>
     <w:p>
       <w:pPr>
         <w:pStyle w:val="FirstParagraph"/>
       </w:pPr>
+      <w:ins w:id="5" w:author="PR Preview" w:date="2026-01-01T00:00:00Z">
+        <w:r>
+          <w:t xml:space="preserve">A note sheet is a reference table of formulas with brief labels and no prose.</w:t>
+        </w:r>
+      </w:ins>
+      <w:ins w:id="6" w:author="PR Preview" w:date="2026-01-01T00:00:00Z">
+        <w:r>
+          <w:t xml:space="preserve"> </w:t>
+        </w:r>
+      </w:ins>
+      <w:ins w:id="7" w:author="PR Preview" w:date="2026-01-01T00:00:00Z">
+        <w:r>
+          <w:t xml:space="preserve">This is one case of</w:t>
+        </w:r>
+      </w:ins>
+      <w:ins w:id="8" w:author="PR Preview" w:date="2026-01-01T00:00:00Z">
+        <w:r>
+          <w:t xml:space="preserve"> </w:t>
+        </w:r>
+      </w:ins>
+      <w:hyperlink w:anchor="Xb68f5757ebba706c680e7c5ed557ac14973d7af">
+        <w:ins w:id="9" w:author="PR Preview" w:date="2026-01-01T00:00:00Z">
+          <w:r>
+            <w:rPr>
+              <w:rStyle w:val="Hyperlink"/>
+            </w:rPr>
+            <w:t xml:space="preserve">building every unit from smaller atomic units</w:t>
+          </w:r>
+        </w:ins>
+      </w:hyperlink>
+      <w:ins w:id="10" w:author="PR Preview" w:date="2026-01-01T00:00:00Z">
+        <w:r>
+          <w:t xml:space="preserve">.</w:t>
+        </w:r>
+      </w:ins>
+      <w:ins w:id="11" w:author="PR Preview" w:date="2026-01-01T00:00:00Z">
+        <w:r>
+          <w:t xml:space="preserve"> </w:t>
+        </w:r>
+      </w:ins>
+      <w:ins w:id="12" w:author="PR Preview" w:date="2026-01-01T00:00:00Z">
+        <w:r>
+          <w:t xml:space="preserve">Give each concept its own row.</w:t>
+        </w:r>
+      </w:ins>
+      <w:ins w:id="13" w:author="PR Preview" w:date="2026-01-01T00:00:00Z">
+        <w:r>
+          <w:t xml:space="preserve"> </w:t>
+        </w:r>
+      </w:ins>
+      <w:ins w:id="14" w:author="PR Preview" w:date="2026-01-01T00:00:00Z">
+        <w:r>
+          <w:t xml:space="preserve">A row holds one formula and one short label.</w:t>
+        </w:r>
+      </w:ins>
+    </w:p>
+    <w:p>
+      <w:pPr>
+        <w:pStyle w:val="Compact"/>
+        <w:numPr>
+          <w:ilvl w:val="0"/>
+          <w:numId w:val="1017"/>
+        </w:numPr>
+      </w:pPr>
+      <w:ins w:id="15" w:author="PR Preview" w:date="2026-01-01T00:00:00Z">
+        <w:r>
+          <w:t xml:space="preserve">Never put two definitions in one row.</w:t>
+        </w:r>
+      </w:ins>
+    </w:p>
+    <w:p>
+      <w:pPr>
+        <w:pStyle w:val="Compact"/>
+        <w:numPr>
+          <w:ilvl w:val="0"/>
+          <w:numId w:val="1017"/>
+        </w:numPr>
+      </w:pPr>
+      <w:ins w:id="16" w:author="PR Preview" w:date="2026-01-01T00:00:00Z">
+        <w:r>
+          <w:t xml:space="preserve">Never merge rows to save space.</w:t>
+        </w:r>
+      </w:ins>
+      <w:ins w:id="17" w:author="PR Preview" w:date="2026-01-01T00:00:00Z">
+        <w:r>
+          <w:t xml:space="preserve"> </w:t>
+        </w:r>
+      </w:ins>
+      <w:ins w:id="18" w:author="PR Preview" w:date="2026-01-01T00:00:00Z">
+        <w:r>
+          <w:t xml:space="preserve">Find the room another way, such as a smaller table font or a second table beside the first.</w:t>
+        </w:r>
+      </w:ins>
+    </w:p>
+    <w:p>
+      <w:pPr>
+        <w:pStyle w:val="Compact"/>
+        <w:numPr>
+          <w:ilvl w:val="0"/>
+          <w:numId w:val="1017"/>
+        </w:numPr>
+      </w:pPr>
+      <w:ins w:id="19" w:author="PR Preview" w:date="2026-01-01T00:00:00Z">
+        <w:r>
+          <w:t xml:space="preserve">Never put notation or assumptions inside a label.</w:t>
+        </w:r>
+      </w:ins>
+      <w:ins w:id="20" w:author="PR Preview" w:date="2026-01-01T00:00:00Z">
+        <w:r>
+          <w:t xml:space="preserve"> </w:t>
+        </w:r>
+      </w:ins>
+      <w:ins w:id="21" w:author="PR Preview" w:date="2026-01-01T00:00:00Z">
+        <w:r>
+          <w:t xml:space="preserve">Give each assumption its own row, and state the notation once in its own row.</w:t>
+        </w:r>
+      </w:ins>
+    </w:p>
+    <w:p>
+      <w:pPr>
+        <w:pStyle w:val="Compact"/>
+        <w:numPr>
+          <w:ilvl w:val="0"/>
+          <w:numId w:val="1017"/>
+        </w:numPr>
+      </w:pPr>
+      <w:ins w:id="22" w:author="PR Preview" w:date="2026-01-01T00:00:00Z">
+        <w:r>
+          <w:t xml:space="preserve">Write each formula in its most compact form,</w:t>
+        </w:r>
+      </w:ins>
+      <w:ins w:id="23" w:author="PR Preview" w:date="2026-01-01T00:00:00Z">
+        <w:r>
+          <w:t xml:space="preserve"> </w:t>
+        </w:r>
+      </w:ins>
+      <w:ins w:id="24" w:author="PR Preview" w:date="2026-01-01T00:00:00Z">
+        <w:r>
+          <w:t xml:space="preserve">built from pieces that have their own rows</w:t>
+        </w:r>
+      </w:ins>
+      <w:ins w:id="25" w:author="PR Preview" w:date="2026-01-01T00:00:00Z">
+        <w:r>
+          <w:t xml:space="preserve"> </w:t>
+        </w:r>
+      </w:ins>
+      <w:ins w:id="26" w:author="PR Preview" w:date="2026-01-01T00:00:00Z">
+        <w:r>
+          <w:t xml:space="preserve">(see</w:t>
+        </w:r>
+      </w:ins>
+      <w:ins w:id="27" w:author="PR Preview" w:date="2026-01-01T00:00:00Z">
+        <w:r>
+          <w:t xml:space="preserve"> </w:t>
+        </w:r>
+      </w:ins>
+      <w:hyperlink r:id="rId15">
+        <w:ins w:id="28" w:author="PR Preview" w:date="2026-01-01T00:00:00Z">
+          <w:r>
+            <w:rPr>
+              <w:rStyle w:val="Hyperlink"/>
+            </w:rPr>
+            <w:t xml:space="preserve">Making expressions concise</w:t>
+          </w:r>
+        </w:ins>
+      </w:hyperlink>
+      <w:ins w:id="29" w:author="PR Preview" w:date="2026-01-01T00:00:00Z">
+        <w:r>
+          <w:t xml:space="preserve">).</w:t>
+        </w:r>
+      </w:ins>
+    </w:p>
+    <w:p>
+      <w:pPr>
+        <w:pStyle w:val="FirstParagraph"/>
+      </w:pPr>
+      <w:ins w:id="30" w:author="PR Preview" w:date="2026-01-01T00:00:00Z">
+        <w:r>
+          <w:t xml:space="preserve">The same rule applies to every other reference table, such as a table of notation.</w:t>
+        </w:r>
+      </w:ins>
+    </w:p>
+    <w:bookmarkStart w:id="58" w:name="exm-note-sheet-rows"/>
+    <w:p>
+      <w:pPr>
+        <w:pStyle w:val="BodyText"/>
+      </w:pPr>
+      <w:ins w:id="31" w:author="PR Preview" w:date="2026-01-01T00:00:00Z">
+        <w:r>
+          <w:rPr>
+            <w:b/>
+            <w:bCs/>
+          </w:rPr>
+          <w:t xml:space="preserve">Example 5 (Splitting a merged row)</w:t>
+        </w:r>
+      </w:ins>
+      <w:ins w:id="32" w:author="PR Preview" w:date="2026-01-01T00:00:00Z">
+        <w:r>
+          <w:t xml:space="preserve"> </w:t>
+        </w:r>
+      </w:ins>
+      <w:ins w:id="33" w:author="PR Preview" w:date="2026-01-01T00:00:00Z">
+        <w:r>
+          <w:t xml:space="preserve"> </w:t>
+        </w:r>
+      </w:ins>
+    </w:p>
+    <w:p>
+      <w:pPr>
+        <w:pStyle w:val="BlockText"/>
+      </w:pPr>
+      <w:ins w:id="34" w:author="PR Preview" w:date="2026-01-01T00:00:00Z">
+        <w:r>
+          <w:t xml:space="preserve">❌ Row:</w:t>
+        </w:r>
+      </w:ins>
+      <w:ins w:id="35" w:author="PR Preview" w:date="2026-01-01T00:00:00Z">
+        <w:r>
+          <w:t xml:space="preserve"> </w:t>
+        </w:r>
+      </w:ins>
+      <w:ins w:id="36" w:author="PR Preview" w:date="2026-01-01T00:00:00Z">
+        <w:r>
+          <w:rPr>
+            <w:rStyle w:val="VerbatimChar"/>
+          </w:rPr>
+          <w:t xml:space="preserve">Dot product, sample mean</w:t>
+        </w:r>
+      </w:ins>
+      <w:ins w:id="37" w:author="PR Preview" w:date="2026-01-01T00:00:00Z">
+        <w:r>
+          <w:t xml:space="preserve">, with both formulas in one cell.</w:t>
+        </w:r>
+      </w:ins>
+    </w:p>
+    <w:p>
+      <w:pPr>
+        <w:pStyle w:val="BlockText"/>
+      </w:pPr>
+      <w:ins w:id="38" w:author="PR Preview" w:date="2026-01-01T00:00:00Z">
+        <w:r>
+          <w:t xml:space="preserve">✅ Rows:</w:t>
+        </w:r>
+      </w:ins>
+      <w:ins w:id="39" w:author="PR Preview" w:date="2026-01-01T00:00:00Z">
+        <w:r>
+          <w:t xml:space="preserve"> </w:t>
+        </w:r>
+      </w:ins>
+      <w:ins w:id="40" w:author="PR Preview" w:date="2026-01-01T00:00:00Z">
+        <w:r>
+          <w:rPr>
+            <w:rStyle w:val="VerbatimChar"/>
+          </w:rPr>
+          <w:t xml:space="preserve">Dot product</w:t>
+        </w:r>
+      </w:ins>
+      <w:ins w:id="41" w:author="PR Preview" w:date="2026-01-01T00:00:00Z">
+        <w:r>
+          <w:t xml:space="preserve"> </w:t>
+        </w:r>
+      </w:ins>
+      <w:ins w:id="42" w:author="PR Preview" w:date="2026-01-01T00:00:00Z">
+        <w:r>
+          <w:t xml:space="preserve">with its formula, then</w:t>
+        </w:r>
+      </w:ins>
+      <w:ins w:id="43" w:author="PR Preview" w:date="2026-01-01T00:00:00Z">
+        <w:r>
+          <w:t xml:space="preserve"> </w:t>
+        </w:r>
+      </w:ins>
+      <w:ins w:id="44" w:author="PR Preview" w:date="2026-01-01T00:00:00Z">
+        <w:r>
+          <w:rPr>
+            <w:rStyle w:val="VerbatimChar"/>
+          </w:rPr>
+          <w:t xml:space="preserve">Sample mean</w:t>
+        </w:r>
+      </w:ins>
+      <w:ins w:id="45" w:author="PR Preview" w:date="2026-01-01T00:00:00Z">
+        <w:r>
+          <w:t xml:space="preserve"> </w:t>
+        </w:r>
+      </w:ins>
+      <w:ins w:id="46" w:author="PR Preview" w:date="2026-01-01T00:00:00Z">
+        <w:r>
+          <w:t xml:space="preserve">with its formula.</w:t>
+        </w:r>
+      </w:ins>
+    </w:p>
+    <w:p>
+      <w:pPr>
+        <w:pStyle w:val="FirstParagraph"/>
+      </w:pPr>
+      <w:ins w:id="47" w:author="PR Preview" w:date="2026-01-01T00:00:00Z">
+        <w:r>
+          <w:t xml:space="preserve">The ❌ row makes the reader find where one concept ends and the next begins.</w:t>
+        </w:r>
+      </w:ins>
+      <w:ins w:id="48" w:author="PR Preview" w:date="2026-01-01T00:00:00Z">
+        <w:r>
+          <w:t xml:space="preserve"> </w:t>
+        </w:r>
+      </w:ins>
+      <w:ins w:id="49" w:author="PR Preview" w:date="2026-01-01T00:00:00Z">
+        <w:r>
+          <w:t xml:space="preserve">The ✅ rows let the reader find one formula by one label.</w:t>
+        </w:r>
+      </w:ins>
+    </w:p>
+    <w:bookmarkEnd w:id="58"/>
+    <w:bookmarkEnd w:id="59"/>
+    <w:bookmarkStart w:id="60" w:name="talk-about-the-ideas-not-the-notes"/>
+    <w:p>
+      <w:pPr>
+        <w:pStyle w:val="Heading2"/>
+      </w:pPr>
+      <w:ins w:id="50" w:author="PR Preview" w:date="2026-01-01T00:00:00Z">
+        <w:r>
+          <w:t xml:space="preserve">21 Talk about the ideas, not the notes</w:t>
+        </w:r>
+      </w:ins>
+    </w:p>
+    <w:p>
+      <w:pPr>
+        <w:pStyle w:val="FirstParagraph"/>
+      </w:pPr>
       <w:r>
         <w:t xml:space="preserve">When a term is defined on another page or in another site,</w:t>
       </w:r>
@@ -5486,7 +5826,7 @@
         <w:pStyle w:val="Compact"/>
         <w:numPr>
           <w:ilvl w:val="0"/>
-          <w:numId w:val="1017"/>
+          <w:numId w:val="1018"/>
         </w:numPr>
       </w:pPr>
       <w:r>
@@ -5528,7 +5868,7 @@
         <w:pStyle w:val="Compact"/>
         <w:numPr>
           <w:ilvl w:val="0"/>
-          <w:numId w:val="1017"/>
+          <w:numId w:val="1018"/>
         </w:numPr>
       </w:pPr>
       <w:r>
@@ -5567,7 +5907,7 @@
         <w:pStyle w:val="Compact"/>
         <w:numPr>
           <w:ilvl w:val="0"/>
-          <w:numId w:val="1017"/>
+          <w:numId w:val="1018"/>
         </w:numPr>
       </w:pPr>
       <w:r>
@@ -5624,22 +5964,34 @@
         <w:t xml:space="preserve">and it goes stale when the definition moves.</w:t>
       </w:r>
     </w:p>
-    <w:bookmarkEnd w:id="58"/>
-    <w:bookmarkStart w:id="62" w:name="Xcb579568ef754486ebde8b41ba4528bdf380eec"/>
+    <w:bookmarkEnd w:id="60"/>
+    <w:bookmarkStart w:id="64" w:name="Xcb579568ef754486ebde8b41ba4528bdf380eec"/>
     <w:p>
       <w:pPr>
         <w:pStyle w:val="Heading2"/>
       </w:pPr>
-      <w:r>
-        <w:t xml:space="preserve">21 Credit other courses without summarizing them</w:t>
-      </w:r>
-    </w:p>
-    <w:p>
-      <w:pPr>
-        <w:pStyle w:val="Compact"/>
-        <w:numPr>
-          <w:ilvl w:val="0"/>
-          <w:numId w:val="1018"/>
+      <w:del w:id="51" w:author="PR Preview" w:date="2026-01-01T00:00:00Z">
+        <w:r>
+          <w:delText xml:space="preserve">21 Credit other courses without summarizing them</w:delText>
+        </w:r>
+      </w:del>
+    </w:p>
+    <w:p>
+      <w:pPr>
+        <w:pStyle w:val="Heading2"/>
+      </w:pPr>
+      <w:ins w:id="52" w:author="PR Preview" w:date="2026-01-01T00:00:00Z">
+        <w:r>
+          <w:t xml:space="preserve">22 Credit other courses without summarizing them</w:t>
+        </w:r>
+      </w:ins>
+    </w:p>
+    <w:p>
+      <w:pPr>
+        <w:pStyle w:val="Compact"/>
+        <w:numPr>
+          <w:ilvl w:val="0"/>
+          <w:numId w:val="1019"/>
         </w:numPr>
       </w:pPr>
       <w:r>
@@ -5684,7 +6036,7 @@
       <w:r>
         <w:t xml:space="preserve"> </w:t>
       </w:r>
-      <w:hyperlink r:id="rId59">
+      <w:hyperlink r:id="rId61">
         <w:r>
           <w:rPr>
             <w:rStyle w:val="Hyperlink"/>
@@ -5725,7 +6077,7 @@
         <w:pStyle w:val="Compact"/>
         <w:numPr>
           <w:ilvl w:val="0"/>
-          <w:numId w:val="1018"/>
+          <w:numId w:val="1019"/>
         </w:numPr>
       </w:pPr>
       <w:r>
@@ -5740,7 +6092,7 @@
       <w:r>
         <w:t xml:space="preserve"> </w:t>
       </w:r>
-      <w:hyperlink r:id="rId60">
+      <w:hyperlink r:id="rId62">
         <w:r>
           <w:rPr>
             <w:rStyle w:val="Hyperlink"/>
@@ -5760,7 +6112,7 @@
         <w:pStyle w:val="Compact"/>
         <w:numPr>
           <w:ilvl w:val="0"/>
-          <w:numId w:val="1018"/>
+          <w:numId w:val="1019"/>
         </w:numPr>
       </w:pPr>
       <w:r>
@@ -5769,7 +6121,7 @@
       <w:r>
         <w:t xml:space="preserve"> </w:t>
       </w:r>
-      <w:hyperlink r:id="rId61">
+      <w:hyperlink r:id="rId63">
         <w:r>
           <w:rPr>
             <w:rStyle w:val="Hyperlink"/>
@@ -5789,7 +6141,7 @@
         <w:pStyle w:val="Compact"/>
         <w:numPr>
           <w:ilvl w:val="0"/>
-          <w:numId w:val="1018"/>
+          <w:numId w:val="1019"/>
         </w:numPr>
       </w:pPr>
       <w:r>
@@ -5802,15 +6154,27 @@
         <w:t xml:space="preserve">because a bare citation key renders as the author list.</w:t>
       </w:r>
     </w:p>
-    <w:bookmarkEnd w:id="62"/>
-    <w:bookmarkStart w:id="71" w:name="rules-that-apply-to-all-writing"/>
+    <w:bookmarkEnd w:id="64"/>
+    <w:bookmarkStart w:id="73" w:name="rules-that-apply-to-all-writing"/>
     <w:p>
       <w:pPr>
         <w:pStyle w:val="Heading2"/>
       </w:pPr>
-      <w:r>
-        <w:t xml:space="preserve">22 Rules that apply to all writing</w:t>
-      </w:r>
+      <w:del w:id="53" w:author="PR Preview" w:date="2026-01-01T00:00:00Z">
+        <w:r>
+          <w:delText xml:space="preserve">22 Rules that apply to all writing</w:delText>
+        </w:r>
+      </w:del>
+    </w:p>
+    <w:p>
+      <w:pPr>
+        <w:pStyle w:val="Heading2"/>
+      </w:pPr>
+      <w:ins w:id="54" w:author="PR Preview" w:date="2026-01-01T00:00:00Z">
+        <w:r>
+          <w:t xml:space="preserve">23 Rules that apply to all writing</w:t>
+        </w:r>
+      </w:ins>
     </w:p>
     <w:p>
       <w:pPr>
@@ -5825,10 +6189,10 @@
         <w:pStyle w:val="Compact"/>
         <w:numPr>
           <w:ilvl w:val="0"/>
-          <w:numId w:val="1019"/>
-        </w:numPr>
-      </w:pPr>
-      <w:hyperlink r:id="rId63">
+          <w:numId w:val="1020"/>
+        </w:numPr>
+      </w:pPr>
+      <w:hyperlink r:id="rId65">
         <w:r>
           <w:rPr>
             <w:rStyle w:val="Hyperlink"/>
@@ -5845,10 +6209,10 @@
         <w:pStyle w:val="Compact"/>
         <w:numPr>
           <w:ilvl w:val="0"/>
-          <w:numId w:val="1019"/>
-        </w:numPr>
-      </w:pPr>
-      <w:hyperlink r:id="rId64">
+          <w:numId w:val="1020"/>
+        </w:numPr>
+      </w:pPr>
+      <w:hyperlink r:id="rId66">
         <w:r>
           <w:rPr>
             <w:rStyle w:val="Hyperlink"/>
@@ -5868,10 +6232,10 @@
         <w:pStyle w:val="Compact"/>
         <w:numPr>
           <w:ilvl w:val="0"/>
-          <w:numId w:val="1019"/>
-        </w:numPr>
-      </w:pPr>
-      <w:hyperlink r:id="rId65">
+          <w:numId w:val="1020"/>
+        </w:numPr>
+      </w:pPr>
+      <w:hyperlink r:id="rId67">
         <w:r>
           <w:rPr>
             <w:rStyle w:val="Hyperlink"/>
@@ -5888,10 +6252,10 @@
         <w:pStyle w:val="Compact"/>
         <w:numPr>
           <w:ilvl w:val="0"/>
-          <w:numId w:val="1019"/>
-        </w:numPr>
-      </w:pPr>
-      <w:hyperlink r:id="rId66">
+          <w:numId w:val="1020"/>
+        </w:numPr>
+      </w:pPr>
+      <w:hyperlink r:id="rId68">
         <w:r>
           <w:rPr>
             <w:rStyle w:val="Hyperlink"/>
@@ -5911,10 +6275,10 @@
         <w:pStyle w:val="Compact"/>
         <w:numPr>
           <w:ilvl w:val="0"/>
-          <w:numId w:val="1019"/>
-        </w:numPr>
-      </w:pPr>
-      <w:hyperlink r:id="rId67">
+          <w:numId w:val="1020"/>
+        </w:numPr>
+      </w:pPr>
+      <w:hyperlink r:id="rId69">
         <w:r>
           <w:rPr>
             <w:rStyle w:val="Hyperlink"/>
@@ -5926,8 +6290,8 @@
         <w:t xml:space="preserve">.</w:t>
       </w:r>
     </w:p>
-    <w:bookmarkStart w:id="70" w:name="refs"/>
-    <w:bookmarkStart w:id="69" w:name="ref-freeman2014active"/>
+    <w:bookmarkStart w:id="72" w:name="refs"/>
+    <w:bookmarkStart w:id="71" w:name="ref-freeman2014active"/>
     <w:p>
       <w:pPr>
         <w:pStyle w:val="Bibliography"/>
@@ -5960,7 +6324,7 @@
       <w:r>
         <w:t xml:space="preserve"> </w:t>
       </w:r>
-      <w:hyperlink r:id="rId68">
+      <w:hyperlink r:id="rId70">
         <w:r>
           <w:rPr>
             <w:rStyle w:val="Hyperlink"/>
@@ -5972,9 +6336,9 @@
         <w:t xml:space="preserve">.</w:t>
       </w:r>
     </w:p>
-    <w:bookmarkEnd w:id="69"/>
-    <w:bookmarkEnd w:id="70"/>
     <w:bookmarkEnd w:id="71"/>
+    <w:bookmarkEnd w:id="72"/>
+    <w:bookmarkEnd w:id="73"/>
     <w:sectPr>
       <w:footnotePr>
         <w:numRestart w:val="eachSect"/>
@@ -6246,6 +6610,9 @@
     <w:abstractNumId w:val="991"/>
   </w:num>
   <w:num w:numId="1019">
+    <w:abstractNumId w:val="991"/>
+  </w:num>
+  <w:num w:numId="1020">
     <w:abstractNumId w:val="991"/>
   </w:num>
 </w:numbering>

--- a/pr-preview/pr-354/chapters/teaching-tracked-changes.docx
+++ b/pr-preview/pr-354/chapters/teaching-tracked-changes.docx
@@ -26,7 +26,7 @@
       </w:pPr>
       <w:ins w:id="2" w:author="PR Preview" w:date="2026-01-01T00:00:00Z">
         <w:r>
-          <w:t xml:space="preserve">Last modified: 2026-10-26 01:03:10 (PDT)</w:t>
+          <w:t xml:space="preserve">Last modified: 2026-10-26 01:14:04 (PDT)</w:t>
         </w:r>
       </w:ins>
     </w:p>

--- a/pr-preview/pr-354/chapters/teaching-tracked-changes.docx
+++ b/pr-preview/pr-354/chapters/teaching-tracked-changes.docx
@@ -16,7 +16,7 @@
       </w:pPr>
       <w:del w:id="1" w:author="PR Preview" w:date="2026-01-01T00:00:00Z">
         <w:r>
-          <w:delText xml:space="preserve">Last modified: 2026-10-25 19:48:50 (PDT)</w:delText>
+          <w:delText xml:space="preserve">Last modified: 2026-10-26 00:55:25 (PDT)</w:delText>
         </w:r>
       </w:del>
     </w:p>
@@ -26,7 +26,7 @@
       </w:pPr>
       <w:ins w:id="2" w:author="PR Preview" w:date="2026-01-01T00:00:00Z">
         <w:r>
-          <w:t xml:space="preserve">Last modified: 2026-10-26 01:14:04 (PDT)</w:t>
+          <w:t xml:space="preserve">Last modified: 2026-10-26 01:27:10 (PDT)</w:t>
         </w:r>
       </w:ins>
     </w:p>
@@ -1310,63 +1310,201 @@
       <w:pPr>
         <w:pStyle w:val="FirstParagraph"/>
       </w:pPr>
-      <w:r>
-        <w:t xml:space="preserve">Every alternative name for the same concept stays in the div of the term it names</w:t>
-      </w:r>
-      <w:r>
-        <w:t xml:space="preserve"> </w:t>
-      </w:r>
-      <w:r>
-        <w:t xml:space="preserve">and is treated like the primary name:</w:t>
-      </w:r>
-      <w:r>
-        <w:t xml:space="preserve"> </w:t>
-      </w:r>
-      <w:r>
-        <w:t xml:space="preserve">it appears in the div title and is bold where it first appears in the definition.</w:t>
-      </w:r>
-      <w:r>
-        <w:t xml:space="preserve"> </w:t>
-      </w:r>
-      <w:r>
-        <w:t xml:space="preserve">Name synonyms and near-synonyms where the term is defined,</w:t>
-      </w:r>
-      <w:r>
-        <w:t xml:space="preserve"> </w:t>
-      </w:r>
-      <w:r>
-        <w:t xml:space="preserve">and say which one the notes use.</w:t>
-      </w:r>
-      <w:r>
-        <w:t xml:space="preserve"> </w:t>
-      </w:r>
-      <w:r>
-        <w:t xml:space="preserve">A student who meets one name here and another in a textbook</w:t>
-      </w:r>
-      <w:r>
-        <w:t xml:space="preserve"> </w:t>
-      </w:r>
-      <w:r>
-        <w:t xml:space="preserve">cannot tell whether the difference matters.</w:t>
-      </w:r>
-      <w:r>
-        <w:t xml:space="preserve"> </w:t>
-      </w:r>
-      <w:r>
-        <w:t xml:space="preserve">For a near-synonym, name the seam:</w:t>
-      </w:r>
-      <w:r>
-        <w:t xml:space="preserve"> </w:t>
-      </w:r>
-      <w:r>
-        <w:t xml:space="preserve">critical points include the stationary points</w:t>
-      </w:r>
-      <w:r>
-        <w:t xml:space="preserve"> </w:t>
-      </w:r>
-      <w:r>
-        <w:t xml:space="preserve">and also the points where the derivative does not exist.</w:t>
-      </w:r>
+      <w:del w:id="3" w:author="PR Preview" w:date="2026-01-01T00:00:00Z">
+        <w:r>
+          <w:delText xml:space="preserve">Every alternative name for the same concept stays in the div of the term it names</w:delText>
+        </w:r>
+      </w:del>
+      <w:del w:id="4" w:author="PR Preview" w:date="2026-01-01T00:00:00Z">
+        <w:r>
+          <w:delText xml:space="preserve"> </w:delText>
+        </w:r>
+      </w:del>
+      <w:del w:id="5" w:author="PR Preview" w:date="2026-01-01T00:00:00Z">
+        <w:r>
+          <w:delText xml:space="preserve">and is treated like the primary name:</w:delText>
+        </w:r>
+      </w:del>
+      <w:del w:id="6" w:author="PR Preview" w:date="2026-01-01T00:00:00Z">
+        <w:r>
+          <w:delText xml:space="preserve"> </w:delText>
+        </w:r>
+      </w:del>
+      <w:del w:id="7" w:author="PR Preview" w:date="2026-01-01T00:00:00Z">
+        <w:r>
+          <w:delText xml:space="preserve">it appears in the div title and is bold where it first appears in the definition.</w:delText>
+        </w:r>
+      </w:del>
+      <w:del w:id="8" w:author="PR Preview" w:date="2026-01-01T00:00:00Z">
+        <w:r>
+          <w:delText xml:space="preserve"> </w:delText>
+        </w:r>
+      </w:del>
+      <w:del w:id="9" w:author="PR Preview" w:date="2026-01-01T00:00:00Z">
+        <w:r>
+          <w:delText xml:space="preserve">Name synonyms and near-synonyms where the term is defined,</w:delText>
+        </w:r>
+      </w:del>
+      <w:del w:id="10" w:author="PR Preview" w:date="2026-01-01T00:00:00Z">
+        <w:r>
+          <w:delText xml:space="preserve"> </w:delText>
+        </w:r>
+      </w:del>
+      <w:del w:id="11" w:author="PR Preview" w:date="2026-01-01T00:00:00Z">
+        <w:r>
+          <w:delText xml:space="preserve">and say which one the notes use.</w:delText>
+        </w:r>
+      </w:del>
+      <w:del w:id="12" w:author="PR Preview" w:date="2026-01-01T00:00:00Z">
+        <w:r>
+          <w:delText xml:space="preserve"> </w:delText>
+        </w:r>
+      </w:del>
+      <w:del w:id="13" w:author="PR Preview" w:date="2026-01-01T00:00:00Z">
+        <w:r>
+          <w:delText xml:space="preserve">A student who meets one name here and another in a textbook</w:delText>
+        </w:r>
+      </w:del>
+      <w:del w:id="14" w:author="PR Preview" w:date="2026-01-01T00:00:00Z">
+        <w:r>
+          <w:delText xml:space="preserve"> </w:delText>
+        </w:r>
+      </w:del>
+      <w:del w:id="15" w:author="PR Preview" w:date="2026-01-01T00:00:00Z">
+        <w:r>
+          <w:delText xml:space="preserve">cannot tell whether the difference matters.</w:delText>
+        </w:r>
+      </w:del>
+      <w:del w:id="16" w:author="PR Preview" w:date="2026-01-01T00:00:00Z">
+        <w:r>
+          <w:delText xml:space="preserve"> </w:delText>
+        </w:r>
+      </w:del>
+      <w:del w:id="17" w:author="PR Preview" w:date="2026-01-01T00:00:00Z">
+        <w:r>
+          <w:delText xml:space="preserve">For a near-synonym, name the seam:</w:delText>
+        </w:r>
+      </w:del>
+      <w:del w:id="18" w:author="PR Preview" w:date="2026-01-01T00:00:00Z">
+        <w:r>
+          <w:delText xml:space="preserve"> </w:delText>
+        </w:r>
+      </w:del>
+      <w:del w:id="19" w:author="PR Preview" w:date="2026-01-01T00:00:00Z">
+        <w:r>
+          <w:delText xml:space="preserve">critical points include the stationary points</w:delText>
+        </w:r>
+      </w:del>
+      <w:del w:id="20" w:author="PR Preview" w:date="2026-01-01T00:00:00Z">
+        <w:r>
+          <w:delText xml:space="preserve"> </w:delText>
+        </w:r>
+      </w:del>
+      <w:del w:id="21" w:author="PR Preview" w:date="2026-01-01T00:00:00Z">
+        <w:r>
+          <w:delText xml:space="preserve">and also the points where the derivative does not exist.</w:delText>
+        </w:r>
+      </w:del>
+    </w:p>
+    <w:p>
+      <w:pPr>
+        <w:pStyle w:val="FirstParagraph"/>
+      </w:pPr>
+      <w:ins w:id="22" w:author="PR Preview" w:date="2026-01-01T00:00:00Z">
+        <w:r>
+          <w:t xml:space="preserve">Every alternative name for the same concept stays in the div of the term it names</w:t>
+        </w:r>
+      </w:ins>
+      <w:ins w:id="23" w:author="PR Preview" w:date="2026-01-01T00:00:00Z">
+        <w:r>
+          <w:t xml:space="preserve"> </w:t>
+        </w:r>
+      </w:ins>
+      <w:ins w:id="24" w:author="PR Preview" w:date="2026-01-01T00:00:00Z">
+        <w:r>
+          <w:t xml:space="preserve">and is treated like the primary name:</w:t>
+        </w:r>
+      </w:ins>
+      <w:ins w:id="25" w:author="PR Preview" w:date="2026-01-01T00:00:00Z">
+        <w:r>
+          <w:t xml:space="preserve"> </w:t>
+        </w:r>
+      </w:ins>
+      <w:ins w:id="26" w:author="PR Preview" w:date="2026-01-01T00:00:00Z">
+        <w:r>
+          <w:t xml:space="preserve">it appears in the div title and is bold where it first appears in the definition.</w:t>
+        </w:r>
+      </w:ins>
+      <w:ins w:id="27" w:author="PR Preview" w:date="2026-01-01T00:00:00Z">
+        <w:r>
+          <w:t xml:space="preserve"> </w:t>
+        </w:r>
+      </w:ins>
+      <w:ins w:id="28" w:author="PR Preview" w:date="2026-01-01T00:00:00Z">
+        <w:r>
+          <w:t xml:space="preserve">Name synonyms and near-synonyms where the term is defined,</w:t>
+        </w:r>
+      </w:ins>
+      <w:ins w:id="29" w:author="PR Preview" w:date="2026-01-01T00:00:00Z">
+        <w:r>
+          <w:t xml:space="preserve"> </w:t>
+        </w:r>
+      </w:ins>
+      <w:ins w:id="30" w:author="PR Preview" w:date="2026-01-01T00:00:00Z">
+        <w:r>
+          <w:t xml:space="preserve">and say which one the notes use.</w:t>
+        </w:r>
+      </w:ins>
+      <w:ins w:id="31" w:author="PR Preview" w:date="2026-01-01T00:00:00Z">
+        <w:r>
+          <w:t xml:space="preserve"> </w:t>
+        </w:r>
+      </w:ins>
+      <w:ins w:id="32" w:author="PR Preview" w:date="2026-01-01T00:00:00Z">
+        <w:r>
+          <w:t xml:space="preserve">A student who encounters one name here and another in a textbook</w:t>
+        </w:r>
+      </w:ins>
+      <w:ins w:id="33" w:author="PR Preview" w:date="2026-01-01T00:00:00Z">
+        <w:r>
+          <w:t xml:space="preserve"> </w:t>
+        </w:r>
+      </w:ins>
+      <w:ins w:id="34" w:author="PR Preview" w:date="2026-01-01T00:00:00Z">
+        <w:r>
+          <w:t xml:space="preserve">cannot tell whether the difference matters.</w:t>
+        </w:r>
+      </w:ins>
+      <w:ins w:id="35" w:author="PR Preview" w:date="2026-01-01T00:00:00Z">
+        <w:r>
+          <w:t xml:space="preserve"> </w:t>
+        </w:r>
+      </w:ins>
+      <w:ins w:id="36" w:author="PR Preview" w:date="2026-01-01T00:00:00Z">
+        <w:r>
+          <w:t xml:space="preserve">For a near-synonym, name the seam:</w:t>
+        </w:r>
+      </w:ins>
+      <w:ins w:id="37" w:author="PR Preview" w:date="2026-01-01T00:00:00Z">
+        <w:r>
+          <w:t xml:space="preserve"> </w:t>
+        </w:r>
+      </w:ins>
+      <w:ins w:id="38" w:author="PR Preview" w:date="2026-01-01T00:00:00Z">
+        <w:r>
+          <w:t xml:space="preserve">critical points include the stationary points</w:t>
+        </w:r>
+      </w:ins>
+      <w:ins w:id="39" w:author="PR Preview" w:date="2026-01-01T00:00:00Z">
+        <w:r>
+          <w:t xml:space="preserve"> </w:t>
+        </w:r>
+      </w:ins>
+      <w:ins w:id="40" w:author="PR Preview" w:date="2026-01-01T00:00:00Z">
+        <w:r>
+          <w:t xml:space="preserve">and also the points where the derivative does not exist.</w:t>
+        </w:r>
+      </w:ins>
     </w:p>
     <w:bookmarkEnd w:id="19"/>
     <w:bookmarkStart w:id="20" w:name="state-the-notation-and-its-alternatives"/>
@@ -1382,36 +1520,56 @@
       <w:pPr>
         <w:pStyle w:val="FirstParagraph"/>
       </w:pPr>
-      <w:r>
-        <w:t xml:space="preserve">When a symbol or convention has more than one common form,</w:t>
-      </w:r>
-      <w:r>
-        <w:t xml:space="preserve"> </w:t>
-      </w:r>
-      <w:r>
-        <w:t xml:space="preserve">state the one the notes use and name the others a reader will meet elsewhere.</w:t>
-      </w:r>
-      <w:r>
-        <w:t xml:space="preserve"> </w:t>
-      </w:r>
-      <w:r>
-        <w:t xml:space="preserve">Put the alternatives in the definition div or in a callout beside it.</w:t>
-      </w:r>
-      <w:r>
-        <w:t xml:space="preserve"> </w:t>
-      </w:r>
-      <w:r>
-        <w:t xml:space="preserve">For example, some sources include 0 in the natural numbers and others exclude it,</w:t>
-      </w:r>
-      <w:r>
-        <w:t xml:space="preserve"> </w:t>
-      </w:r>
-      <w:r>
-        <w:t xml:space="preserve">so write</w:t>
-      </w:r>
-      <w:r>
-        <w:t xml:space="preserve"> </w:t>
-      </w:r>
+      <w:del w:id="41" w:author="PR Preview" w:date="2026-01-01T00:00:00Z">
+        <w:r>
+          <w:delText xml:space="preserve">When a symbol or convention has more than one common form,</w:delText>
+        </w:r>
+      </w:del>
+      <w:del w:id="42" w:author="PR Preview" w:date="2026-01-01T00:00:00Z">
+        <w:r>
+          <w:delText xml:space="preserve"> </w:delText>
+        </w:r>
+      </w:del>
+      <w:del w:id="43" w:author="PR Preview" w:date="2026-01-01T00:00:00Z">
+        <w:r>
+          <w:delText xml:space="preserve">state the one the notes use and name the others a reader will meet elsewhere.</w:delText>
+        </w:r>
+      </w:del>
+      <w:del w:id="44" w:author="PR Preview" w:date="2026-01-01T00:00:00Z">
+        <w:r>
+          <w:delText xml:space="preserve"> </w:delText>
+        </w:r>
+      </w:del>
+      <w:del w:id="45" w:author="PR Preview" w:date="2026-01-01T00:00:00Z">
+        <w:r>
+          <w:delText xml:space="preserve">Put the alternatives in the definition div or in a callout beside it.</w:delText>
+        </w:r>
+      </w:del>
+      <w:del w:id="46" w:author="PR Preview" w:date="2026-01-01T00:00:00Z">
+        <w:r>
+          <w:delText xml:space="preserve"> </w:delText>
+        </w:r>
+      </w:del>
+      <w:del w:id="47" w:author="PR Preview" w:date="2026-01-01T00:00:00Z">
+        <w:r>
+          <w:delText xml:space="preserve">For example, some sources include 0 in the natural numbers and others exclude it,</w:delText>
+        </w:r>
+      </w:del>
+      <w:del w:id="48" w:author="PR Preview" w:date="2026-01-01T00:00:00Z">
+        <w:r>
+          <w:delText xml:space="preserve"> </w:delText>
+        </w:r>
+      </w:del>
+      <w:del w:id="49" w:author="PR Preview" w:date="2026-01-01T00:00:00Z">
+        <w:r>
+          <w:delText xml:space="preserve">so write</w:delText>
+        </w:r>
+      </w:del>
+      <w:del w:id="50" w:author="PR Preview" w:date="2026-01-01T00:00:00Z">
+        <w:r>
+          <w:delText xml:space="preserve"> </w:delText>
+        </w:r>
+      </w:del>
       <m:oMath>
         <m:sSub>
           <m:e>
@@ -1430,15 +1588,21 @@
           </m:sub>
         </m:sSub>
       </m:oMath>
-      <w:r>
-        <w:t xml:space="preserve"> </w:t>
-      </w:r>
-      <w:r>
-        <w:t xml:space="preserve">or</w:t>
-      </w:r>
-      <w:r>
-        <w:t xml:space="preserve"> </w:t>
-      </w:r>
+      <w:del w:id="51" w:author="PR Preview" w:date="2026-01-01T00:00:00Z">
+        <w:r>
+          <w:delText xml:space="preserve"> </w:delText>
+        </w:r>
+      </w:del>
+      <w:del w:id="52" w:author="PR Preview" w:date="2026-01-01T00:00:00Z">
+        <w:r>
+          <w:delText xml:space="preserve">or</w:delText>
+        </w:r>
+      </w:del>
+      <w:del w:id="53" w:author="PR Preview" w:date="2026-01-01T00:00:00Z">
+        <w:r>
+          <w:delText xml:space="preserve"> </w:delText>
+        </w:r>
+      </w:del>
       <m:oMath>
         <m:sSup>
           <m:e>
@@ -1460,12 +1624,135 @@
           </m:sup>
         </m:sSup>
       </m:oMath>
-      <w:r>
-        <w:t xml:space="preserve"> </w:t>
-      </w:r>
-      <w:r>
-        <w:t xml:space="preserve">to make the choice explicit.</w:t>
-      </w:r>
+      <w:del w:id="54" w:author="PR Preview" w:date="2026-01-01T00:00:00Z">
+        <w:r>
+          <w:delText xml:space="preserve"> </w:delText>
+        </w:r>
+      </w:del>
+      <w:del w:id="55" w:author="PR Preview" w:date="2026-01-01T00:00:00Z">
+        <w:r>
+          <w:delText xml:space="preserve">to make the choice explicit.</w:delText>
+        </w:r>
+      </w:del>
+    </w:p>
+    <w:p>
+      <w:pPr>
+        <w:pStyle w:val="FirstParagraph"/>
+      </w:pPr>
+      <w:ins w:id="56" w:author="PR Preview" w:date="2026-01-01T00:00:00Z">
+        <w:r>
+          <w:t xml:space="preserve">When a symbol or convention has more than one common form,</w:t>
+        </w:r>
+      </w:ins>
+      <w:ins w:id="57" w:author="PR Preview" w:date="2026-01-01T00:00:00Z">
+        <w:r>
+          <w:t xml:space="preserve"> </w:t>
+        </w:r>
+      </w:ins>
+      <w:ins w:id="58" w:author="PR Preview" w:date="2026-01-01T00:00:00Z">
+        <w:r>
+          <w:t xml:space="preserve">state the one the notes use and name the others a reader will encounter elsewhere.</w:t>
+        </w:r>
+      </w:ins>
+      <w:ins w:id="59" w:author="PR Preview" w:date="2026-01-01T00:00:00Z">
+        <w:r>
+          <w:t xml:space="preserve"> </w:t>
+        </w:r>
+      </w:ins>
+      <w:ins w:id="60" w:author="PR Preview" w:date="2026-01-01T00:00:00Z">
+        <w:r>
+          <w:t xml:space="preserve">Put the alternatives in the definition div or in a callout beside it.</w:t>
+        </w:r>
+      </w:ins>
+      <w:ins w:id="61" w:author="PR Preview" w:date="2026-01-01T00:00:00Z">
+        <w:r>
+          <w:t xml:space="preserve"> </w:t>
+        </w:r>
+      </w:ins>
+      <w:ins w:id="62" w:author="PR Preview" w:date="2026-01-01T00:00:00Z">
+        <w:r>
+          <w:t xml:space="preserve">For example, some sources include 0 in the natural numbers and others exclude it,</w:t>
+        </w:r>
+      </w:ins>
+      <w:ins w:id="63" w:author="PR Preview" w:date="2026-01-01T00:00:00Z">
+        <w:r>
+          <w:t xml:space="preserve"> </w:t>
+        </w:r>
+      </w:ins>
+      <w:ins w:id="64" w:author="PR Preview" w:date="2026-01-01T00:00:00Z">
+        <w:r>
+          <w:t xml:space="preserve">so write</w:t>
+        </w:r>
+      </w:ins>
+      <w:ins w:id="65" w:author="PR Preview" w:date="2026-01-01T00:00:00Z">
+        <w:r>
+          <w:t xml:space="preserve"> </w:t>
+        </w:r>
+      </w:ins>
+      <m:oMath>
+        <m:sSub>
+          <m:e>
+            <m:r>
+              <m:rPr>
+                <m:scr m:val="double-struck"/>
+                <m:sty m:val="p"/>
+              </m:rPr>
+              <m:t>N</m:t>
+            </m:r>
+          </m:e>
+          <m:sub>
+            <m:r>
+              <m:t>0</m:t>
+            </m:r>
+          </m:sub>
+        </m:sSub>
+      </m:oMath>
+      <w:ins w:id="66" w:author="PR Preview" w:date="2026-01-01T00:00:00Z">
+        <w:r>
+          <w:t xml:space="preserve"> </w:t>
+        </w:r>
+      </w:ins>
+      <w:ins w:id="67" w:author="PR Preview" w:date="2026-01-01T00:00:00Z">
+        <w:r>
+          <w:t xml:space="preserve">or</w:t>
+        </w:r>
+      </w:ins>
+      <w:ins w:id="68" w:author="PR Preview" w:date="2026-01-01T00:00:00Z">
+        <w:r>
+          <w:t xml:space="preserve"> </w:t>
+        </w:r>
+      </w:ins>
+      <m:oMath>
+        <m:sSup>
+          <m:e>
+            <m:r>
+              <m:rPr>
+                <m:scr m:val="double-struck"/>
+                <m:sty m:val="p"/>
+              </m:rPr>
+              <m:t>N</m:t>
+            </m:r>
+          </m:e>
+          <m:sup>
+            <m:r>
+              <m:rPr>
+                <m:sty m:val="p"/>
+              </m:rPr>
+              <m:t>+</m:t>
+            </m:r>
+          </m:sup>
+        </m:sSup>
+      </m:oMath>
+      <w:ins w:id="69" w:author="PR Preview" w:date="2026-01-01T00:00:00Z">
+        <w:r>
+          <w:t xml:space="preserve"> </w:t>
+        </w:r>
+      </w:ins>
+      <w:ins w:id="70" w:author="PR Preview" w:date="2026-01-01T00:00:00Z">
+        <w:r>
+          <w:t xml:space="preserve">to make the choice explicit.</w:t>
+        </w:r>
+      </w:ins>
     </w:p>
     <w:bookmarkEnd w:id="20"/>
     <w:bookmarkStart w:id="21" w:name="Xac7e4ead54b12ccf6544491699a177b7d16fa22"/>
@@ -2484,56 +2771,175 @@
           <w:numId w:val="1006"/>
         </w:numPr>
       </w:pPr>
-      <w:r>
-        <w:t xml:space="preserve">Place each figure directly after the sentence that first refers to it.</w:t>
-      </w:r>
-      <w:r>
-        <w:t xml:space="preserve"> </w:t>
-      </w:r>
-      <w:r>
-        <w:t xml:space="preserve">Do not refer to a figure, table, or result that appears later in the document,</w:t>
-      </w:r>
-      <w:r>
-        <w:t xml:space="preserve"> </w:t>
-      </w:r>
-      <w:r>
-        <w:t xml:space="preserve">because the reader meets the reference before the thing it points to.</w:t>
-      </w:r>
-      <w:r>
-        <w:t xml:space="preserve"> </w:t>
-      </w:r>
-      <w:r>
-        <w:t xml:space="preserve">This rule is for teaching materials, which are reading copies.</w:t>
-      </w:r>
-      <w:r>
-        <w:t xml:space="preserve"> </w:t>
-      </w:r>
-      <w:r>
-        <w:t xml:space="preserve">A journal submission may collect its figures at the end,</w:t>
-      </w:r>
-      <w:r>
-        <w:t xml:space="preserve"> </w:t>
-      </w:r>
-      <w:r>
-        <w:t xml:space="preserve">as</w:t>
-      </w:r>
-      <w:r>
-        <w:t xml:space="preserve"> </w:t>
-      </w:r>
+      <w:del w:id="71" w:author="PR Preview" w:date="2026-01-01T00:00:00Z">
+        <w:r>
+          <w:delText xml:space="preserve">Place each figure directly after the sentence that first refers to it.</w:delText>
+        </w:r>
+      </w:del>
+      <w:del w:id="72" w:author="PR Preview" w:date="2026-01-01T00:00:00Z">
+        <w:r>
+          <w:delText xml:space="preserve"> </w:delText>
+        </w:r>
+      </w:del>
+      <w:del w:id="73" w:author="PR Preview" w:date="2026-01-01T00:00:00Z">
+        <w:r>
+          <w:delText xml:space="preserve">Do not refer to a figure, table, or result that appears later in the document,</w:delText>
+        </w:r>
+      </w:del>
+      <w:del w:id="74" w:author="PR Preview" w:date="2026-01-01T00:00:00Z">
+        <w:r>
+          <w:delText xml:space="preserve"> </w:delText>
+        </w:r>
+      </w:del>
+      <w:del w:id="75" w:author="PR Preview" w:date="2026-01-01T00:00:00Z">
+        <w:r>
+          <w:delText xml:space="preserve">because the reader meets the reference before the thing it points to.</w:delText>
+        </w:r>
+      </w:del>
+      <w:del w:id="76" w:author="PR Preview" w:date="2026-01-01T00:00:00Z">
+        <w:r>
+          <w:delText xml:space="preserve"> </w:delText>
+        </w:r>
+      </w:del>
+      <w:del w:id="77" w:author="PR Preview" w:date="2026-01-01T00:00:00Z">
+        <w:r>
+          <w:delText xml:space="preserve">This rule is for teaching materials, which are reading copies.</w:delText>
+        </w:r>
+      </w:del>
+      <w:del w:id="78" w:author="PR Preview" w:date="2026-01-01T00:00:00Z">
+        <w:r>
+          <w:delText xml:space="preserve"> </w:delText>
+        </w:r>
+      </w:del>
+      <w:del w:id="79" w:author="PR Preview" w:date="2026-01-01T00:00:00Z">
+        <w:r>
+          <w:delText xml:space="preserve">A journal submission may collect its figures at the end,</w:delText>
+        </w:r>
+      </w:del>
+      <w:del w:id="80" w:author="PR Preview" w:date="2026-01-01T00:00:00Z">
+        <w:r>
+          <w:delText xml:space="preserve"> </w:delText>
+        </w:r>
+      </w:del>
+      <w:del w:id="81" w:author="PR Preview" w:date="2026-01-01T00:00:00Z">
+        <w:r>
+          <w:delText xml:space="preserve">as</w:delText>
+        </w:r>
+      </w:del>
+      <w:del w:id="82" w:author="PR Preview" w:date="2026-01-01T00:00:00Z">
+        <w:r>
+          <w:delText xml:space="preserve"> </w:delText>
+        </w:r>
+      </w:del>
       <w:hyperlink r:id="rId29">
-        <w:r>
-          <w:rPr>
-            <w:rStyle w:val="Hyperlink"/>
-          </w:rPr>
-          <w:t xml:space="preserve">Figures and tables</w:t>
-        </w:r>
+        <w:del w:id="83" w:author="PR Preview" w:date="2026-01-01T00:00:00Z">
+          <w:r>
+            <w:rPr>
+              <w:rStyle w:val="Hyperlink"/>
+            </w:rPr>
+            <w:delText xml:space="preserve">Figures and tables</w:delText>
+          </w:r>
+        </w:del>
       </w:hyperlink>
-      <w:r>
-        <w:t xml:space="preserve"> </w:t>
-      </w:r>
-      <w:r>
-        <w:t xml:space="preserve">describes.</w:t>
-      </w:r>
+      <w:del w:id="84" w:author="PR Preview" w:date="2026-01-01T00:00:00Z">
+        <w:r>
+          <w:delText xml:space="preserve"> </w:delText>
+        </w:r>
+      </w:del>
+      <w:del w:id="85" w:author="PR Preview" w:date="2026-01-01T00:00:00Z">
+        <w:r>
+          <w:delText xml:space="preserve">describes.</w:delText>
+        </w:r>
+      </w:del>
+    </w:p>
+    <w:p>
+      <w:pPr>
+        <w:pStyle w:val="Compact"/>
+        <w:numPr>
+          <w:ilvl w:val="0"/>
+          <w:numId w:val="1006"/>
+        </w:numPr>
+      </w:pPr>
+      <w:ins w:id="86" w:author="PR Preview" w:date="2026-01-01T00:00:00Z">
+        <w:r>
+          <w:t xml:space="preserve">Place each figure directly after the sentence that first refers to it.</w:t>
+        </w:r>
+      </w:ins>
+      <w:ins w:id="87" w:author="PR Preview" w:date="2026-01-01T00:00:00Z">
+        <w:r>
+          <w:t xml:space="preserve"> </w:t>
+        </w:r>
+      </w:ins>
+      <w:ins w:id="88" w:author="PR Preview" w:date="2026-01-01T00:00:00Z">
+        <w:r>
+          <w:t xml:space="preserve">Do not refer to a figure, table, or result that appears later in the document,</w:t>
+        </w:r>
+      </w:ins>
+      <w:ins w:id="89" w:author="PR Preview" w:date="2026-01-01T00:00:00Z">
+        <w:r>
+          <w:t xml:space="preserve"> </w:t>
+        </w:r>
+      </w:ins>
+      <w:ins w:id="90" w:author="PR Preview" w:date="2026-01-01T00:00:00Z">
+        <w:r>
+          <w:t xml:space="preserve">because the reader encounters the reference before the thing it points to.</w:t>
+        </w:r>
+      </w:ins>
+      <w:ins w:id="91" w:author="PR Preview" w:date="2026-01-01T00:00:00Z">
+        <w:r>
+          <w:t xml:space="preserve"> </w:t>
+        </w:r>
+      </w:ins>
+      <w:ins w:id="92" w:author="PR Preview" w:date="2026-01-01T00:00:00Z">
+        <w:r>
+          <w:t xml:space="preserve">This rule is for teaching materials, which are reading copies.</w:t>
+        </w:r>
+      </w:ins>
+      <w:ins w:id="93" w:author="PR Preview" w:date="2026-01-01T00:00:00Z">
+        <w:r>
+          <w:t xml:space="preserve"> </w:t>
+        </w:r>
+      </w:ins>
+      <w:ins w:id="94" w:author="PR Preview" w:date="2026-01-01T00:00:00Z">
+        <w:r>
+          <w:t xml:space="preserve">A journal submission may collect its figures at the end,</w:t>
+        </w:r>
+      </w:ins>
+      <w:ins w:id="95" w:author="PR Preview" w:date="2026-01-01T00:00:00Z">
+        <w:r>
+          <w:t xml:space="preserve"> </w:t>
+        </w:r>
+      </w:ins>
+      <w:ins w:id="96" w:author="PR Preview" w:date="2026-01-01T00:00:00Z">
+        <w:r>
+          <w:t xml:space="preserve">as</w:t>
+        </w:r>
+      </w:ins>
+      <w:ins w:id="97" w:author="PR Preview" w:date="2026-01-01T00:00:00Z">
+        <w:r>
+          <w:t xml:space="preserve"> </w:t>
+        </w:r>
+      </w:ins>
+      <w:hyperlink r:id="rId29">
+        <w:ins w:id="98" w:author="PR Preview" w:date="2026-01-01T00:00:00Z">
+          <w:r>
+            <w:rPr>
+              <w:rStyle w:val="Hyperlink"/>
+            </w:rPr>
+            <w:t xml:space="preserve">Figures and tables</w:t>
+          </w:r>
+        </w:ins>
+      </w:hyperlink>
+      <w:ins w:id="99" w:author="PR Preview" w:date="2026-01-01T00:00:00Z">
+        <w:r>
+          <w:t xml:space="preserve"> </w:t>
+        </w:r>
+      </w:ins>
+      <w:ins w:id="100" w:author="PR Preview" w:date="2026-01-01T00:00:00Z">
+        <w:r>
+          <w:t xml:space="preserve">describes.</w:t>
+        </w:r>
+      </w:ins>
     </w:p>
     <w:p>
       <w:pPr>
@@ -4927,21 +5333,65 @@
           <w:numId w:val="1014"/>
         </w:numPr>
       </w:pPr>
-      <w:r>
-        <w:t xml:space="preserve">Give the course a programming primer that introduces each package function the course’s chapters call.</w:t>
-      </w:r>
-      <w:r>
-        <w:t xml:space="preserve"> </w:t>
-      </w:r>
-      <w:r>
-        <w:t xml:space="preserve">A student meets the function there first, in a short note, a worked example and an exercise,</w:t>
-      </w:r>
-      <w:r>
-        <w:t xml:space="preserve"> </w:t>
-      </w:r>
-      <w:r>
-        <w:t xml:space="preserve">and then sees it used in the chapters.</w:t>
-      </w:r>
+      <w:del w:id="101" w:author="PR Preview" w:date="2026-01-01T00:00:00Z">
+        <w:r>
+          <w:delText xml:space="preserve">Give the course a programming primer that introduces each package function the course’s chapters call.</w:delText>
+        </w:r>
+      </w:del>
+      <w:del w:id="102" w:author="PR Preview" w:date="2026-01-01T00:00:00Z">
+        <w:r>
+          <w:delText xml:space="preserve"> </w:delText>
+        </w:r>
+      </w:del>
+      <w:del w:id="103" w:author="PR Preview" w:date="2026-01-01T00:00:00Z">
+        <w:r>
+          <w:delText xml:space="preserve">A student meets the function there first, in a short note, a worked example and an exercise,</w:delText>
+        </w:r>
+      </w:del>
+      <w:del w:id="104" w:author="PR Preview" w:date="2026-01-01T00:00:00Z">
+        <w:r>
+          <w:delText xml:space="preserve"> </w:delText>
+        </w:r>
+      </w:del>
+      <w:del w:id="105" w:author="PR Preview" w:date="2026-01-01T00:00:00Z">
+        <w:r>
+          <w:delText xml:space="preserve">and then sees it used in the chapters.</w:delText>
+        </w:r>
+      </w:del>
+    </w:p>
+    <w:p>
+      <w:pPr>
+        <w:pStyle w:val="Compact"/>
+        <w:numPr>
+          <w:ilvl w:val="0"/>
+          <w:numId w:val="1014"/>
+        </w:numPr>
+      </w:pPr>
+      <w:ins w:id="106" w:author="PR Preview" w:date="2026-01-01T00:00:00Z">
+        <w:r>
+          <w:t xml:space="preserve">Give the course a programming primer that introduces each package function the course’s chapters call.</w:t>
+        </w:r>
+      </w:ins>
+      <w:ins w:id="107" w:author="PR Preview" w:date="2026-01-01T00:00:00Z">
+        <w:r>
+          <w:t xml:space="preserve"> </w:t>
+        </w:r>
+      </w:ins>
+      <w:ins w:id="108" w:author="PR Preview" w:date="2026-01-01T00:00:00Z">
+        <w:r>
+          <w:t xml:space="preserve">A student encounters the function there first, in a short note, a worked example and an exercise,</w:t>
+        </w:r>
+      </w:ins>
+      <w:ins w:id="109" w:author="PR Preview" w:date="2026-01-01T00:00:00Z">
+        <w:r>
+          <w:t xml:space="preserve"> </w:t>
+        </w:r>
+      </w:ins>
+      <w:ins w:id="110" w:author="PR Preview" w:date="2026-01-01T00:00:00Z">
+        <w:r>
+          <w:t xml:space="preserve">and then sees it used in the chapters.</w:t>
+        </w:r>
+      </w:ins>
     </w:p>
     <w:p>
       <w:pPr>
@@ -5457,7 +5907,7 @@
       <w:pPr>
         <w:pStyle w:val="Heading2"/>
       </w:pPr>
-      <w:del w:id="3" w:author="PR Preview" w:date="2026-01-01T00:00:00Z">
+      <w:del w:id="111" w:author="PR Preview" w:date="2026-01-01T00:00:00Z">
         <w:r>
           <w:delText xml:space="preserve">20 Talk about the ideas, not the notes</w:delText>
         </w:r>
@@ -5467,7 +5917,7 @@
       <w:pPr>
         <w:pStyle w:val="Heading2"/>
       </w:pPr>
-      <w:ins w:id="4" w:author="PR Preview" w:date="2026-01-01T00:00:00Z">
+      <w:ins w:id="112" w:author="PR Preview" w:date="2026-01-01T00:00:00Z">
         <w:r>
           <w:t xml:space="preserve">20 Give each concept in a note sheet its own row</w:t>
         </w:r>
@@ -5477,28 +5927,28 @@
       <w:pPr>
         <w:pStyle w:val="FirstParagraph"/>
       </w:pPr>
-      <w:ins w:id="5" w:author="PR Preview" w:date="2026-01-01T00:00:00Z">
+      <w:ins w:id="113" w:author="PR Preview" w:date="2026-01-01T00:00:00Z">
         <w:r>
           <w:t xml:space="preserve">A note sheet is a reference table of formulas with brief labels and no prose.</w:t>
         </w:r>
       </w:ins>
-      <w:ins w:id="6" w:author="PR Preview" w:date="2026-01-01T00:00:00Z">
+      <w:ins w:id="114" w:author="PR Preview" w:date="2026-01-01T00:00:00Z">
         <w:r>
           <w:t xml:space="preserve"> </w:t>
         </w:r>
       </w:ins>
-      <w:ins w:id="7" w:author="PR Preview" w:date="2026-01-01T00:00:00Z">
+      <w:ins w:id="115" w:author="PR Preview" w:date="2026-01-01T00:00:00Z">
         <w:r>
           <w:t xml:space="preserve">This is one case of</w:t>
         </w:r>
       </w:ins>
-      <w:ins w:id="8" w:author="PR Preview" w:date="2026-01-01T00:00:00Z">
+      <w:ins w:id="116" w:author="PR Preview" w:date="2026-01-01T00:00:00Z">
         <w:r>
           <w:t xml:space="preserve"> </w:t>
         </w:r>
       </w:ins>
       <w:hyperlink w:anchor="Xb68f5757ebba706c680e7c5ed557ac14973d7af">
-        <w:ins w:id="9" w:author="PR Preview" w:date="2026-01-01T00:00:00Z">
+        <w:ins w:id="117" w:author="PR Preview" w:date="2026-01-01T00:00:00Z">
           <w:r>
             <w:rPr>
               <w:rStyle w:val="Hyperlink"/>
@@ -5507,27 +5957,27 @@
           </w:r>
         </w:ins>
       </w:hyperlink>
-      <w:ins w:id="10" w:author="PR Preview" w:date="2026-01-01T00:00:00Z">
+      <w:ins w:id="118" w:author="PR Preview" w:date="2026-01-01T00:00:00Z">
         <w:r>
           <w:t xml:space="preserve">.</w:t>
         </w:r>
       </w:ins>
-      <w:ins w:id="11" w:author="PR Preview" w:date="2026-01-01T00:00:00Z">
+      <w:ins w:id="119" w:author="PR Preview" w:date="2026-01-01T00:00:00Z">
         <w:r>
           <w:t xml:space="preserve"> </w:t>
         </w:r>
       </w:ins>
-      <w:ins w:id="12" w:author="PR Preview" w:date="2026-01-01T00:00:00Z">
+      <w:ins w:id="120" w:author="PR Preview" w:date="2026-01-01T00:00:00Z">
         <w:r>
           <w:t xml:space="preserve">Give each concept its own row.</w:t>
         </w:r>
       </w:ins>
-      <w:ins w:id="13" w:author="PR Preview" w:date="2026-01-01T00:00:00Z">
+      <w:ins w:id="121" w:author="PR Preview" w:date="2026-01-01T00:00:00Z">
         <w:r>
           <w:t xml:space="preserve"> </w:t>
         </w:r>
       </w:ins>
-      <w:ins w:id="14" w:author="PR Preview" w:date="2026-01-01T00:00:00Z">
+      <w:ins w:id="122" w:author="PR Preview" w:date="2026-01-01T00:00:00Z">
         <w:r>
           <w:t xml:space="preserve">A row holds one formula and one short label.</w:t>
         </w:r>
@@ -5541,7 +5991,7 @@
           <w:numId w:val="1017"/>
         </w:numPr>
       </w:pPr>
-      <w:ins w:id="15" w:author="PR Preview" w:date="2026-01-01T00:00:00Z">
+      <w:ins w:id="123" w:author="PR Preview" w:date="2026-01-01T00:00:00Z">
         <w:r>
           <w:t xml:space="preserve">Never put two definitions in one row.</w:t>
         </w:r>
@@ -5555,17 +6005,17 @@
           <w:numId w:val="1017"/>
         </w:numPr>
       </w:pPr>
-      <w:ins w:id="16" w:author="PR Preview" w:date="2026-01-01T00:00:00Z">
+      <w:ins w:id="124" w:author="PR Preview" w:date="2026-01-01T00:00:00Z">
         <w:r>
           <w:t xml:space="preserve">Never merge rows to save space.</w:t>
         </w:r>
       </w:ins>
-      <w:ins w:id="17" w:author="PR Preview" w:date="2026-01-01T00:00:00Z">
+      <w:ins w:id="125" w:author="PR Preview" w:date="2026-01-01T00:00:00Z">
         <w:r>
           <w:t xml:space="preserve"> </w:t>
         </w:r>
       </w:ins>
-      <w:ins w:id="18" w:author="PR Preview" w:date="2026-01-01T00:00:00Z">
+      <w:ins w:id="126" w:author="PR Preview" w:date="2026-01-01T00:00:00Z">
         <w:r>
           <w:t xml:space="preserve">Find the room another way, such as a smaller table font or a second table beside the first.</w:t>
         </w:r>
@@ -5579,17 +6029,17 @@
           <w:numId w:val="1017"/>
         </w:numPr>
       </w:pPr>
-      <w:ins w:id="19" w:author="PR Preview" w:date="2026-01-01T00:00:00Z">
+      <w:ins w:id="127" w:author="PR Preview" w:date="2026-01-01T00:00:00Z">
         <w:r>
           <w:t xml:space="preserve">Never put notation or assumptions inside a label.</w:t>
         </w:r>
       </w:ins>
-      <w:ins w:id="20" w:author="PR Preview" w:date="2026-01-01T00:00:00Z">
+      <w:ins w:id="128" w:author="PR Preview" w:date="2026-01-01T00:00:00Z">
         <w:r>
           <w:t xml:space="preserve"> </w:t>
         </w:r>
       </w:ins>
-      <w:ins w:id="21" w:author="PR Preview" w:date="2026-01-01T00:00:00Z">
+      <w:ins w:id="129" w:author="PR Preview" w:date="2026-01-01T00:00:00Z">
         <w:r>
           <w:t xml:space="preserve">Give each assumption its own row, and state the notation once in its own row.</w:t>
         </w:r>
@@ -5603,38 +6053,38 @@
           <w:numId w:val="1017"/>
         </w:numPr>
       </w:pPr>
-      <w:ins w:id="22" w:author="PR Preview" w:date="2026-01-01T00:00:00Z">
+      <w:ins w:id="130" w:author="PR Preview" w:date="2026-01-01T00:00:00Z">
         <w:r>
           <w:t xml:space="preserve">Write each formula in its most compact form,</w:t>
         </w:r>
       </w:ins>
-      <w:ins w:id="23" w:author="PR Preview" w:date="2026-01-01T00:00:00Z">
+      <w:ins w:id="131" w:author="PR Preview" w:date="2026-01-01T00:00:00Z">
         <w:r>
           <w:t xml:space="preserve"> </w:t>
         </w:r>
       </w:ins>
-      <w:ins w:id="24" w:author="PR Preview" w:date="2026-01-01T00:00:00Z">
+      <w:ins w:id="132" w:author="PR Preview" w:date="2026-01-01T00:00:00Z">
         <w:r>
           <w:t xml:space="preserve">built from pieces that have their own rows</w:t>
         </w:r>
       </w:ins>
-      <w:ins w:id="25" w:author="PR Preview" w:date="2026-01-01T00:00:00Z">
+      <w:ins w:id="133" w:author="PR Preview" w:date="2026-01-01T00:00:00Z">
         <w:r>
           <w:t xml:space="preserve"> </w:t>
         </w:r>
       </w:ins>
-      <w:ins w:id="26" w:author="PR Preview" w:date="2026-01-01T00:00:00Z">
+      <w:ins w:id="134" w:author="PR Preview" w:date="2026-01-01T00:00:00Z">
         <w:r>
           <w:t xml:space="preserve">(see</w:t>
         </w:r>
       </w:ins>
-      <w:ins w:id="27" w:author="PR Preview" w:date="2026-01-01T00:00:00Z">
+      <w:ins w:id="135" w:author="PR Preview" w:date="2026-01-01T00:00:00Z">
         <w:r>
           <w:t xml:space="preserve"> </w:t>
         </w:r>
       </w:ins>
       <w:hyperlink r:id="rId15">
-        <w:ins w:id="28" w:author="PR Preview" w:date="2026-01-01T00:00:00Z">
+        <w:ins w:id="136" w:author="PR Preview" w:date="2026-01-01T00:00:00Z">
           <w:r>
             <w:rPr>
               <w:rStyle w:val="Hyperlink"/>
@@ -5643,7 +6093,7 @@
           </w:r>
         </w:ins>
       </w:hyperlink>
-      <w:ins w:id="29" w:author="PR Preview" w:date="2026-01-01T00:00:00Z">
+      <w:ins w:id="137" w:author="PR Preview" w:date="2026-01-01T00:00:00Z">
         <w:r>
           <w:t xml:space="preserve">).</w:t>
         </w:r>
@@ -5653,7 +6103,7 @@
       <w:pPr>
         <w:pStyle w:val="FirstParagraph"/>
       </w:pPr>
-      <w:ins w:id="30" w:author="PR Preview" w:date="2026-01-01T00:00:00Z">
+      <w:ins w:id="138" w:author="PR Preview" w:date="2026-01-01T00:00:00Z">
         <w:r>
           <w:t xml:space="preserve">The same rule applies to every other reference table, such as a table of notation.</w:t>
         </w:r>
@@ -5664,7 +6114,7 @@
       <w:pPr>
         <w:pStyle w:val="BodyText"/>
       </w:pPr>
-      <w:ins w:id="31" w:author="PR Preview" w:date="2026-01-01T00:00:00Z">
+      <w:ins w:id="139" w:author="PR Preview" w:date="2026-01-01T00:00:00Z">
         <w:r>
           <w:rPr>
             <w:b/>
@@ -5673,12 +6123,12 @@
           <w:t xml:space="preserve">Example 5 (Splitting a merged row)</w:t>
         </w:r>
       </w:ins>
-      <w:ins w:id="32" w:author="PR Preview" w:date="2026-01-01T00:00:00Z">
+      <w:ins w:id="140" w:author="PR Preview" w:date="2026-01-01T00:00:00Z">
         <w:r>
           <w:t xml:space="preserve"> </w:t>
         </w:r>
       </w:ins>
-      <w:ins w:id="33" w:author="PR Preview" w:date="2026-01-01T00:00:00Z">
+      <w:ins w:id="141" w:author="PR Preview" w:date="2026-01-01T00:00:00Z">
         <w:r>
           <w:t xml:space="preserve"> </w:t>
         </w:r>
@@ -5688,17 +6138,17 @@
       <w:pPr>
         <w:pStyle w:val="BlockText"/>
       </w:pPr>
-      <w:ins w:id="34" w:author="PR Preview" w:date="2026-01-01T00:00:00Z">
+      <w:ins w:id="142" w:author="PR Preview" w:date="2026-01-01T00:00:00Z">
         <w:r>
           <w:t xml:space="preserve">❌ Row:</w:t>
         </w:r>
       </w:ins>
-      <w:ins w:id="35" w:author="PR Preview" w:date="2026-01-01T00:00:00Z">
+      <w:ins w:id="143" w:author="PR Preview" w:date="2026-01-01T00:00:00Z">
         <w:r>
           <w:t xml:space="preserve"> </w:t>
         </w:r>
       </w:ins>
-      <w:ins w:id="36" w:author="PR Preview" w:date="2026-01-01T00:00:00Z">
+      <w:ins w:id="144" w:author="PR Preview" w:date="2026-01-01T00:00:00Z">
         <w:r>
           <w:rPr>
             <w:rStyle w:val="VerbatimChar"/>
@@ -5706,7 +6156,7 @@
           <w:t xml:space="preserve">Dot product, sample mean</w:t>
         </w:r>
       </w:ins>
-      <w:ins w:id="37" w:author="PR Preview" w:date="2026-01-01T00:00:00Z">
+      <w:ins w:id="145" w:author="PR Preview" w:date="2026-01-01T00:00:00Z">
         <w:r>
           <w:t xml:space="preserve">, with both formulas in one cell.</w:t>
         </w:r>
@@ -5716,17 +6166,17 @@
       <w:pPr>
         <w:pStyle w:val="BlockText"/>
       </w:pPr>
-      <w:ins w:id="38" w:author="PR Preview" w:date="2026-01-01T00:00:00Z">
+      <w:ins w:id="146" w:author="PR Preview" w:date="2026-01-01T00:00:00Z">
         <w:r>
           <w:t xml:space="preserve">✅ Rows:</w:t>
         </w:r>
       </w:ins>
-      <w:ins w:id="39" w:author="PR Preview" w:date="2026-01-01T00:00:00Z">
+      <w:ins w:id="147" w:author="PR Preview" w:date="2026-01-01T00:00:00Z">
         <w:r>
           <w:t xml:space="preserve"> </w:t>
         </w:r>
       </w:ins>
-      <w:ins w:id="40" w:author="PR Preview" w:date="2026-01-01T00:00:00Z">
+      <w:ins w:id="148" w:author="PR Preview" w:date="2026-01-01T00:00:00Z">
         <w:r>
           <w:rPr>
             <w:rStyle w:val="VerbatimChar"/>
@@ -5734,22 +6184,22 @@
           <w:t xml:space="preserve">Dot product</w:t>
         </w:r>
       </w:ins>
-      <w:ins w:id="41" w:author="PR Preview" w:date="2026-01-01T00:00:00Z">
+      <w:ins w:id="149" w:author="PR Preview" w:date="2026-01-01T00:00:00Z">
         <w:r>
           <w:t xml:space="preserve"> </w:t>
         </w:r>
       </w:ins>
-      <w:ins w:id="42" w:author="PR Preview" w:date="2026-01-01T00:00:00Z">
+      <w:ins w:id="150" w:author="PR Preview" w:date="2026-01-01T00:00:00Z">
         <w:r>
           <w:t xml:space="preserve">with its formula, then</w:t>
         </w:r>
       </w:ins>
-      <w:ins w:id="43" w:author="PR Preview" w:date="2026-01-01T00:00:00Z">
+      <w:ins w:id="151" w:author="PR Preview" w:date="2026-01-01T00:00:00Z">
         <w:r>
           <w:t xml:space="preserve"> </w:t>
         </w:r>
       </w:ins>
-      <w:ins w:id="44" w:author="PR Preview" w:date="2026-01-01T00:00:00Z">
+      <w:ins w:id="152" w:author="PR Preview" w:date="2026-01-01T00:00:00Z">
         <w:r>
           <w:rPr>
             <w:rStyle w:val="VerbatimChar"/>
@@ -5757,12 +6207,12 @@
           <w:t xml:space="preserve">Sample mean</w:t>
         </w:r>
       </w:ins>
-      <w:ins w:id="45" w:author="PR Preview" w:date="2026-01-01T00:00:00Z">
+      <w:ins w:id="153" w:author="PR Preview" w:date="2026-01-01T00:00:00Z">
         <w:r>
           <w:t xml:space="preserve"> </w:t>
         </w:r>
       </w:ins>
-      <w:ins w:id="46" w:author="PR Preview" w:date="2026-01-01T00:00:00Z">
+      <w:ins w:id="154" w:author="PR Preview" w:date="2026-01-01T00:00:00Z">
         <w:r>
           <w:t xml:space="preserve">with its formula.</w:t>
         </w:r>
@@ -5772,17 +6222,17 @@
       <w:pPr>
         <w:pStyle w:val="FirstParagraph"/>
       </w:pPr>
-      <w:ins w:id="47" w:author="PR Preview" w:date="2026-01-01T00:00:00Z">
+      <w:ins w:id="155" w:author="PR Preview" w:date="2026-01-01T00:00:00Z">
         <w:r>
           <w:t xml:space="preserve">The ❌ row makes the reader find where one concept ends and the next begins.</w:t>
         </w:r>
       </w:ins>
-      <w:ins w:id="48" w:author="PR Preview" w:date="2026-01-01T00:00:00Z">
+      <w:ins w:id="156" w:author="PR Preview" w:date="2026-01-01T00:00:00Z">
         <w:r>
           <w:t xml:space="preserve"> </w:t>
         </w:r>
       </w:ins>
-      <w:ins w:id="49" w:author="PR Preview" w:date="2026-01-01T00:00:00Z">
+      <w:ins w:id="157" w:author="PR Preview" w:date="2026-01-01T00:00:00Z">
         <w:r>
           <w:t xml:space="preserve">The ✅ rows let the reader find one formula by one label.</w:t>
         </w:r>
@@ -5795,7 +6245,7 @@
       <w:pPr>
         <w:pStyle w:val="Heading2"/>
       </w:pPr>
-      <w:ins w:id="50" w:author="PR Preview" w:date="2026-01-01T00:00:00Z">
+      <w:ins w:id="158" w:author="PR Preview" w:date="2026-01-01T00:00:00Z">
         <w:r>
           <w:t xml:space="preserve">21 Talk about the ideas, not the notes</w:t>
         </w:r>
@@ -5970,7 +6420,7 @@
       <w:pPr>
         <w:pStyle w:val="Heading2"/>
       </w:pPr>
-      <w:del w:id="51" w:author="PR Preview" w:date="2026-01-01T00:00:00Z">
+      <w:del w:id="159" w:author="PR Preview" w:date="2026-01-01T00:00:00Z">
         <w:r>
           <w:delText xml:space="preserve">21 Credit other courses without summarizing them</w:delText>
         </w:r>
@@ -5980,7 +6430,7 @@
       <w:pPr>
         <w:pStyle w:val="Heading2"/>
       </w:pPr>
-      <w:ins w:id="52" w:author="PR Preview" w:date="2026-01-01T00:00:00Z">
+      <w:ins w:id="160" w:author="PR Preview" w:date="2026-01-01T00:00:00Z">
         <w:r>
           <w:t xml:space="preserve">22 Credit other courses without summarizing them</w:t>
         </w:r>
@@ -6160,7 +6610,7 @@
       <w:pPr>
         <w:pStyle w:val="Heading2"/>
       </w:pPr>
-      <w:del w:id="53" w:author="PR Preview" w:date="2026-01-01T00:00:00Z">
+      <w:del w:id="161" w:author="PR Preview" w:date="2026-01-01T00:00:00Z">
         <w:r>
           <w:delText xml:space="preserve">22 Rules that apply to all writing</w:delText>
         </w:r>
@@ -6170,7 +6620,7 @@
       <w:pPr>
         <w:pStyle w:val="Heading2"/>
       </w:pPr>
-      <w:ins w:id="54" w:author="PR Preview" w:date="2026-01-01T00:00:00Z">
+      <w:ins w:id="162" w:author="PR Preview" w:date="2026-01-01T00:00:00Z">
         <w:r>
           <w:t xml:space="preserve">23 Rules that apply to all writing</w:t>
         </w:r>
